--- a/evidence-room/03_AP_AGENT_OS_PRO/Word_Templates/ER_Implementation_Plan.docx
+++ b/evidence-room/03_AP_AGENT_OS_PRO/Word_Templates/ER_Implementation_Plan.docx
@@ -5,7 +5,8 @@
     <w:p>
       <w:r>
         <w:rPr>
-          <w:b/>
+          <w:rFonts w:ascii="Georgia" w:hAnsi="Georgia" w:eastAsia="Georgia"/>
+          <w:b w:val="0"/>
           <w:color w:val="12160F"/>
           <w:sz w:val="44"/>
         </w:rPr>
@@ -14,22 +15,2521 @@
     </w:p>
     <w:p>
       <w:r>
-        <w:t>Phases 0–10. 4–6 weeks is an illustration for one bounded agent, not a commitment.</w:t>
+        <w:rPr>
+          <w:rFonts w:ascii="Calibri" w:hAnsi="Calibri" w:eastAsia="Calibri"/>
+          <w:b w:val="0"/>
+          <w:color w:val="5A6154"/>
+          <w:sz w:val="20"/>
+        </w:rPr>
+        <w:t>Blank fields are for the licensee. Northline examples are fictional.</w:t>
+      </w:r>
+    </w:p>
+    <w:p>
+      <w:pPr>
+        <w:pStyle w:val="Heading1"/>
+      </w:pPr>
+      <w:r>
+        <w:rPr>
+          <w:color w:val="12160F"/>
+        </w:rPr>
+        <w:t>Implementation plan template</w:t>
       </w:r>
     </w:p>
     <w:p>
       <w:r>
-        <w:t>Brand idea: Proof before permission.</w:t>
+        <w:rPr>
+          <w:rFonts w:ascii="Calibri" w:hAnsi="Calibri" w:eastAsia="Calibri"/>
+          <w:b w:val="0"/>
+          <w:sz w:val="22"/>
+        </w:rPr>
+        <w:t>**Product:** Evidence Room — AP Agent OS · Professional</w:t>
+      </w:r>
+    </w:p>
+    <w:p>
+      <w:r>
+        <w:rPr>
+          <w:rFonts w:ascii="Calibri" w:hAnsi="Calibri" w:eastAsia="Calibri"/>
+          <w:b w:val="0"/>
+          <w:sz w:val="22"/>
+        </w:rPr>
+        <w:t>**Use:** Write *this organisation’s* plan. Copy the structure; do not copy Northline’s dates as yours.</w:t>
+      </w:r>
+    </w:p>
+    <w:p>
+      <w:r>
+        <w:rPr>
+          <w:rFonts w:ascii="Calibri" w:hAnsi="Calibri" w:eastAsia="Calibri"/>
+          <w:b w:val="0"/>
+          <w:sz w:val="22"/>
+        </w:rPr>
+        <w:t>**Companion:** `Business_Case/IMPLEMENTATION_ROADMAP.md`, `NINETY_DAY_PLAN.md`, Starter checklist.</w:t>
+      </w:r>
+    </w:p>
+    <w:p>
+      <w:pPr>
+        <w:pStyle w:val="Heading2"/>
+      </w:pPr>
+      <w:r>
+        <w:rPr>
+          <w:color w:val="12160F"/>
+        </w:rPr>
+        <w:t>1. Header</w:t>
+      </w:r>
+    </w:p>
+    <w:tbl>
+      <w:tblPr>
+        <w:tblStyle w:val="TableGrid"/>
+        <w:tblW w:type="auto" w:w="0"/>
+        <w:tblLook w:firstColumn="1" w:firstRow="1" w:lastColumn="0" w:lastRow="0" w:noHBand="0" w:noVBand="1" w:val="04A0"/>
+      </w:tblPr>
+      <w:tblGrid>
+        <w:gridCol w:w="4824"/>
+        <w:gridCol w:w="4824"/>
+      </w:tblGrid>
+      <w:tr>
+        <w:tc>
+          <w:tcPr>
+            <w:tcW w:type="dxa" w:w="4824"/>
+          </w:tcPr>
+          <w:p>
+            <w:r>
+              <w:rPr>
+                <w:rFonts w:ascii="Calibri" w:hAnsi="Calibri" w:eastAsia="Calibri"/>
+                <w:b/>
+                <w:sz w:val="18"/>
+              </w:rPr>
+              <w:t>Field</w:t>
+            </w:r>
+          </w:p>
+        </w:tc>
+        <w:tc>
+          <w:tcPr>
+            <w:tcW w:type="dxa" w:w="4824"/>
+          </w:tcPr>
+          <w:p>
+            <w:r>
+              <w:rPr>
+                <w:rFonts w:ascii="Calibri" w:hAnsi="Calibri" w:eastAsia="Calibri"/>
+                <w:b/>
+                <w:sz w:val="18"/>
+              </w:rPr>
+              <w:t>Entry</w:t>
+            </w:r>
+          </w:p>
+        </w:tc>
+      </w:tr>
+      <w:tr>
+        <w:tc>
+          <w:tcPr>
+            <w:tcW w:type="dxa" w:w="4824"/>
+          </w:tcPr>
+          <w:p>
+            <w:r>
+              <w:rPr>
+                <w:rFonts w:ascii="Calibri" w:hAnsi="Calibri" w:eastAsia="Calibri"/>
+                <w:b w:val="0"/>
+                <w:color w:val="12160F"/>
+                <w:sz w:val="18"/>
+              </w:rPr>
+              <w:t>Organisation</w:t>
+            </w:r>
+          </w:p>
+        </w:tc>
+        <w:tc>
+          <w:tcPr>
+            <w:tcW w:type="dxa" w:w="4824"/>
+          </w:tcPr>
+          <w:p>
+            <w:r>
+              <w:rPr>
+                <w:rFonts w:ascii="Calibri" w:hAnsi="Calibri" w:eastAsia="Calibri"/>
+                <w:b w:val="0"/>
+                <w:color w:val="12160F"/>
+                <w:sz w:val="18"/>
+              </w:rPr>
+            </w:r>
+          </w:p>
+        </w:tc>
+      </w:tr>
+      <w:tr>
+        <w:tc>
+          <w:tcPr>
+            <w:tcW w:type="dxa" w:w="4824"/>
+          </w:tcPr>
+          <w:p>
+            <w:r>
+              <w:rPr>
+                <w:rFonts w:ascii="Calibri" w:hAnsi="Calibri" w:eastAsia="Calibri"/>
+                <w:b w:val="0"/>
+                <w:color w:val="12160F"/>
+                <w:sz w:val="18"/>
+              </w:rPr>
+              <w:t>Path</w:t>
+            </w:r>
+          </w:p>
+        </w:tc>
+        <w:tc>
+          <w:tcPr>
+            <w:tcW w:type="dxa" w:w="4824"/>
+          </w:tcPr>
+          <w:p>
+            <w:r>
+              <w:rPr>
+                <w:rFonts w:ascii="Calibri" w:hAnsi="Calibri" w:eastAsia="Calibri"/>
+                <w:b w:val="0"/>
+                <w:color w:val="12160F"/>
+                <w:sz w:val="18"/>
+              </w:rPr>
+            </w:r>
+          </w:p>
+        </w:tc>
+      </w:tr>
+      <w:tr>
+        <w:tc>
+          <w:tcPr>
+            <w:tcW w:type="dxa" w:w="4824"/>
+          </w:tcPr>
+          <w:p>
+            <w:r>
+              <w:rPr>
+                <w:rFonts w:ascii="Calibri" w:hAnsi="Calibri" w:eastAsia="Calibri"/>
+                <w:b w:val="0"/>
+                <w:color w:val="12160F"/>
+                <w:sz w:val="18"/>
+              </w:rPr>
+              <w:t>Edition of toolkit</w:t>
+            </w:r>
+          </w:p>
+        </w:tc>
+        <w:tc>
+          <w:tcPr>
+            <w:tcW w:type="dxa" w:w="4824"/>
+          </w:tcPr>
+          <w:p>
+            <w:r>
+              <w:rPr>
+                <w:rFonts w:ascii="Calibri" w:hAnsi="Calibri" w:eastAsia="Calibri"/>
+                <w:b w:val="0"/>
+                <w:color w:val="12160F"/>
+                <w:sz w:val="18"/>
+              </w:rPr>
+              <w:t>1.0.0</w:t>
+            </w:r>
+          </w:p>
+        </w:tc>
+      </w:tr>
+      <w:tr>
+        <w:tc>
+          <w:tcPr>
+            <w:tcW w:type="dxa" w:w="4824"/>
+          </w:tcPr>
+          <w:p>
+            <w:r>
+              <w:rPr>
+                <w:rFonts w:ascii="Calibri" w:hAnsi="Calibri" w:eastAsia="Calibri"/>
+                <w:b w:val="0"/>
+                <w:color w:val="12160F"/>
+                <w:sz w:val="18"/>
+              </w:rPr>
+              <w:t>Plan owner</w:t>
+            </w:r>
+          </w:p>
+        </w:tc>
+        <w:tc>
+          <w:tcPr>
+            <w:tcW w:type="dxa" w:w="4824"/>
+          </w:tcPr>
+          <w:p>
+            <w:r>
+              <w:rPr>
+                <w:rFonts w:ascii="Calibri" w:hAnsi="Calibri" w:eastAsia="Calibri"/>
+                <w:b w:val="0"/>
+                <w:color w:val="12160F"/>
+                <w:sz w:val="18"/>
+              </w:rPr>
+            </w:r>
+          </w:p>
+        </w:tc>
+      </w:tr>
+      <w:tr>
+        <w:tc>
+          <w:tcPr>
+            <w:tcW w:type="dxa" w:w="4824"/>
+          </w:tcPr>
+          <w:p>
+            <w:r>
+              <w:rPr>
+                <w:rFonts w:ascii="Calibri" w:hAnsi="Calibri" w:eastAsia="Calibri"/>
+                <w:b w:val="0"/>
+                <w:color w:val="12160F"/>
+                <w:sz w:val="18"/>
+              </w:rPr>
+              <w:t>Chair</w:t>
+            </w:r>
+          </w:p>
+        </w:tc>
+        <w:tc>
+          <w:tcPr>
+            <w:tcW w:type="dxa" w:w="4824"/>
+          </w:tcPr>
+          <w:p>
+            <w:r>
+              <w:rPr>
+                <w:rFonts w:ascii="Calibri" w:hAnsi="Calibri" w:eastAsia="Calibri"/>
+                <w:b w:val="0"/>
+                <w:color w:val="12160F"/>
+                <w:sz w:val="18"/>
+              </w:rPr>
+            </w:r>
+          </w:p>
+        </w:tc>
+      </w:tr>
+      <w:tr>
+        <w:tc>
+          <w:tcPr>
+            <w:tcW w:type="dxa" w:w="4824"/>
+          </w:tcPr>
+          <w:p>
+            <w:r>
+              <w:rPr>
+                <w:rFonts w:ascii="Calibri" w:hAnsi="Calibri" w:eastAsia="Calibri"/>
+                <w:b w:val="0"/>
+                <w:color w:val="12160F"/>
+                <w:sz w:val="18"/>
+              </w:rPr>
+              <w:t>Start (Phase 0 complete date)</w:t>
+            </w:r>
+          </w:p>
+        </w:tc>
+        <w:tc>
+          <w:tcPr>
+            <w:tcW w:type="dxa" w:w="4824"/>
+          </w:tcPr>
+          <w:p>
+            <w:r>
+              <w:rPr>
+                <w:rFonts w:ascii="Calibri" w:hAnsi="Calibri" w:eastAsia="Calibri"/>
+                <w:b w:val="0"/>
+                <w:color w:val="12160F"/>
+                <w:sz w:val="18"/>
+              </w:rPr>
+            </w:r>
+          </w:p>
+        </w:tc>
+      </w:tr>
+      <w:tr>
+        <w:tc>
+          <w:tcPr>
+            <w:tcW w:type="dxa" w:w="4824"/>
+          </w:tcPr>
+          <w:p>
+            <w:r>
+              <w:rPr>
+                <w:rFonts w:ascii="Calibri" w:hAnsi="Calibri" w:eastAsia="Calibri"/>
+                <w:b w:val="0"/>
+                <w:color w:val="12160F"/>
+                <w:sz w:val="18"/>
+              </w:rPr>
+              <w:t>Target shadow start</w:t>
+            </w:r>
+          </w:p>
+        </w:tc>
+        <w:tc>
+          <w:tcPr>
+            <w:tcW w:type="dxa" w:w="4824"/>
+          </w:tcPr>
+          <w:p>
+            <w:r>
+              <w:rPr>
+                <w:rFonts w:ascii="Calibri" w:hAnsi="Calibri" w:eastAsia="Calibri"/>
+                <w:b w:val="0"/>
+                <w:color w:val="12160F"/>
+                <w:sz w:val="18"/>
+              </w:rPr>
+            </w:r>
+          </w:p>
+        </w:tc>
+      </w:tr>
+      <w:tr>
+        <w:tc>
+          <w:tcPr>
+            <w:tcW w:type="dxa" w:w="4824"/>
+          </w:tcPr>
+          <w:p>
+            <w:r>
+              <w:rPr>
+                <w:rFonts w:ascii="Calibri" w:hAnsi="Calibri" w:eastAsia="Calibri"/>
+                <w:b w:val="0"/>
+                <w:color w:val="12160F"/>
+                <w:sz w:val="18"/>
+              </w:rPr>
+              <w:t>Target day-90 recertify</w:t>
+            </w:r>
+          </w:p>
+        </w:tc>
+        <w:tc>
+          <w:tcPr>
+            <w:tcW w:type="dxa" w:w="4824"/>
+          </w:tcPr>
+          <w:p>
+            <w:r>
+              <w:rPr>
+                <w:rFonts w:ascii="Calibri" w:hAnsi="Calibri" w:eastAsia="Calibri"/>
+                <w:b w:val="0"/>
+                <w:color w:val="12160F"/>
+                <w:sz w:val="18"/>
+              </w:rPr>
+            </w:r>
+          </w:p>
+        </w:tc>
+      </w:tr>
+      <w:tr>
+        <w:tc>
+          <w:tcPr>
+            <w:tcW w:type="dxa" w:w="4824"/>
+          </w:tcPr>
+          <w:p>
+            <w:r>
+              <w:rPr>
+                <w:rFonts w:ascii="Calibri" w:hAnsi="Calibri" w:eastAsia="Calibri"/>
+                <w:b w:val="0"/>
+                <w:color w:val="12160F"/>
+                <w:sz w:val="18"/>
+              </w:rPr>
+              <w:t>Licence</w:t>
+            </w:r>
+          </w:p>
+        </w:tc>
+        <w:tc>
+          <w:tcPr>
+            <w:tcW w:type="dxa" w:w="4824"/>
+          </w:tcPr>
+          <w:p>
+            <w:r>
+              <w:rPr>
+                <w:rFonts w:ascii="Calibri" w:hAnsi="Calibri" w:eastAsia="Calibri"/>
+                <w:b w:val="0"/>
+                <w:color w:val="12160F"/>
+                <w:sz w:val="18"/>
+              </w:rPr>
+              <w:t>Professional / Team</w:t>
+            </w:r>
+          </w:p>
+        </w:tc>
+      </w:tr>
+    </w:tbl>
+    <w:p>
+      <w:r>
+        <w:rPr>
+          <w:rFonts w:ascii="Calibri" w:hAnsi="Calibri" w:eastAsia="Calibri"/>
+          <w:b w:val="0"/>
+          <w:sz w:val="22"/>
+        </w:rPr>
+        <w:t>**Non-goals (print):** No payment autonomy. No guaranteed savings. No fraud product. No compliance certificate. No ERP replacement.</w:t>
+      </w:r>
+    </w:p>
+    <w:p>
+      <w:pPr>
+        <w:pStyle w:val="Heading2"/>
+      </w:pPr>
+      <w:r>
+        <w:rPr>
+          <w:color w:val="12160F"/>
+        </w:rPr>
+        <w:t>2. Scope</w:t>
+      </w:r>
+    </w:p>
+    <w:p>
+      <w:r>
+        <w:rPr>
+          <w:rFonts w:ascii="Calibri" w:hAnsi="Calibri" w:eastAsia="Calibri"/>
+          <w:b w:val="0"/>
+          <w:sz w:val="22"/>
+        </w:rPr>
+        <w:t>**In-scope object types:**</w:t>
+      </w:r>
+    </w:p>
+    <w:p>
+      <w:r>
+        <w:rPr>
+          <w:rFonts w:ascii="Calibri" w:hAnsi="Calibri" w:eastAsia="Calibri"/>
+          <w:b w:val="0"/>
+          <w:sz w:val="22"/>
+        </w:rPr>
+        <w:t>**Entities:**</w:t>
+      </w:r>
+    </w:p>
+    <w:p>
+      <w:r>
+        <w:rPr>
+          <w:rFonts w:ascii="Calibri" w:hAnsi="Calibri" w:eastAsia="Calibri"/>
+          <w:b w:val="0"/>
+          <w:sz w:val="22"/>
+        </w:rPr>
+        <w:t>**Agents Wave 1:** 01, 02, 03, 04, 10, 16</w:t>
+      </w:r>
+    </w:p>
+    <w:p>
+      <w:r>
+        <w:rPr>
+          <w:rFonts w:ascii="Calibri" w:hAnsi="Calibri" w:eastAsia="Calibri"/>
+          <w:b w:val="0"/>
+          <w:sz w:val="22"/>
+        </w:rPr>
+        <w:t>**Agents explicitly out:**</w:t>
+      </w:r>
+    </w:p>
+    <w:p>
+      <w:pPr>
+        <w:pStyle w:val="Heading2"/>
+      </w:pPr>
+      <w:r>
+        <w:rPr>
+          <w:color w:val="12160F"/>
+        </w:rPr>
+        <w:t>3. Phase schedule</w:t>
+      </w:r>
+    </w:p>
+    <w:p>
+      <w:r>
+        <w:rPr>
+          <w:rFonts w:ascii="Calibri" w:hAnsi="Calibri" w:eastAsia="Calibri"/>
+          <w:b w:val="0"/>
+          <w:sz w:val="22"/>
+        </w:rPr>
+        <w:t>Copy phases 0–10. Put *your* dates. Mark illustration vs commitment.</w:t>
+      </w:r>
+    </w:p>
+    <w:tbl>
+      <w:tblPr>
+        <w:tblStyle w:val="TableGrid"/>
+        <w:tblW w:type="auto" w:w="0"/>
+        <w:tblLook w:firstColumn="1" w:firstRow="1" w:lastColumn="0" w:lastRow="0" w:noHBand="0" w:noVBand="1" w:val="04A0"/>
+      </w:tblPr>
+      <w:tblGrid>
+        <w:gridCol w:w="1930"/>
+        <w:gridCol w:w="1930"/>
+        <w:gridCol w:w="1930"/>
+        <w:gridCol w:w="1930"/>
+        <w:gridCol w:w="1930"/>
+      </w:tblGrid>
+      <w:tr>
+        <w:tc>
+          <w:tcPr>
+            <w:tcW w:type="dxa" w:w="1930"/>
+          </w:tcPr>
+          <w:p>
+            <w:r>
+              <w:rPr>
+                <w:rFonts w:ascii="Calibri" w:hAnsi="Calibri" w:eastAsia="Calibri"/>
+                <w:b/>
+                <w:sz w:val="18"/>
+              </w:rPr>
+              <w:t>Phase</w:t>
+            </w:r>
+          </w:p>
+        </w:tc>
+        <w:tc>
+          <w:tcPr>
+            <w:tcW w:type="dxa" w:w="1930"/>
+          </w:tcPr>
+          <w:p>
+            <w:r>
+              <w:rPr>
+                <w:rFonts w:ascii="Calibri" w:hAnsi="Calibri" w:eastAsia="Calibri"/>
+                <w:b/>
+                <w:sz w:val="18"/>
+              </w:rPr>
+              <w:t>Start</w:t>
+            </w:r>
+          </w:p>
+        </w:tc>
+        <w:tc>
+          <w:tcPr>
+            <w:tcW w:type="dxa" w:w="1930"/>
+          </w:tcPr>
+          <w:p>
+            <w:r>
+              <w:rPr>
+                <w:rFonts w:ascii="Calibri" w:hAnsi="Calibri" w:eastAsia="Calibri"/>
+                <w:b/>
+                <w:sz w:val="18"/>
+              </w:rPr>
+              <w:t>End</w:t>
+            </w:r>
+          </w:p>
+        </w:tc>
+        <w:tc>
+          <w:tcPr>
+            <w:tcW w:type="dxa" w:w="1930"/>
+          </w:tcPr>
+          <w:p>
+            <w:r>
+              <w:rPr>
+                <w:rFonts w:ascii="Calibri" w:hAnsi="Calibri" w:eastAsia="Calibri"/>
+                <w:b/>
+                <w:sz w:val="18"/>
+              </w:rPr>
+              <w:t>Exit evidence</w:t>
+            </w:r>
+          </w:p>
+        </w:tc>
+        <w:tc>
+          <w:tcPr>
+            <w:tcW w:type="dxa" w:w="1930"/>
+          </w:tcPr>
+          <w:p>
+            <w:r>
+              <w:rPr>
+                <w:rFonts w:ascii="Calibri" w:hAnsi="Calibri" w:eastAsia="Calibri"/>
+                <w:b/>
+                <w:sz w:val="18"/>
+              </w:rPr>
+              <w:t>Named R</w:t>
+            </w:r>
+          </w:p>
+        </w:tc>
+      </w:tr>
+      <w:tr>
+        <w:tc>
+          <w:tcPr>
+            <w:tcW w:type="dxa" w:w="1930"/>
+          </w:tcPr>
+          <w:p>
+            <w:r>
+              <w:rPr>
+                <w:rFonts w:ascii="Calibri" w:hAnsi="Calibri" w:eastAsia="Calibri"/>
+                <w:b w:val="0"/>
+                <w:color w:val="12160F"/>
+                <w:sz w:val="18"/>
+              </w:rPr>
+              <w:t>0 Orient</w:t>
+            </w:r>
+          </w:p>
+        </w:tc>
+        <w:tc>
+          <w:tcPr>
+            <w:tcW w:type="dxa" w:w="1930"/>
+          </w:tcPr>
+          <w:p>
+            <w:r>
+              <w:rPr>
+                <w:rFonts w:ascii="Calibri" w:hAnsi="Calibri" w:eastAsia="Calibri"/>
+                <w:b w:val="0"/>
+                <w:color w:val="12160F"/>
+                <w:sz w:val="18"/>
+              </w:rPr>
+            </w:r>
+          </w:p>
+        </w:tc>
+        <w:tc>
+          <w:tcPr>
+            <w:tcW w:type="dxa" w:w="1930"/>
+          </w:tcPr>
+          <w:p>
+            <w:r>
+              <w:rPr>
+                <w:rFonts w:ascii="Calibri" w:hAnsi="Calibri" w:eastAsia="Calibri"/>
+                <w:b w:val="0"/>
+                <w:color w:val="12160F"/>
+                <w:sz w:val="18"/>
+              </w:rPr>
+            </w:r>
+          </w:p>
+        </w:tc>
+        <w:tc>
+          <w:tcPr>
+            <w:tcW w:type="dxa" w:w="1930"/>
+          </w:tcPr>
+          <w:p>
+            <w:r>
+              <w:rPr>
+                <w:rFonts w:ascii="Calibri" w:hAnsi="Calibri" w:eastAsia="Calibri"/>
+                <w:b w:val="0"/>
+                <w:color w:val="12160F"/>
+                <w:sz w:val="18"/>
+              </w:rPr>
+            </w:r>
+          </w:p>
+        </w:tc>
+        <w:tc>
+          <w:tcPr>
+            <w:tcW w:type="dxa" w:w="1930"/>
+          </w:tcPr>
+          <w:p>
+            <w:r>
+              <w:rPr>
+                <w:rFonts w:ascii="Calibri" w:hAnsi="Calibri" w:eastAsia="Calibri"/>
+                <w:b w:val="0"/>
+                <w:color w:val="12160F"/>
+                <w:sz w:val="18"/>
+              </w:rPr>
+            </w:r>
+          </w:p>
+        </w:tc>
+      </w:tr>
+      <w:tr>
+        <w:tc>
+          <w:tcPr>
+            <w:tcW w:type="dxa" w:w="1930"/>
+          </w:tcPr>
+          <w:p>
+            <w:r>
+              <w:rPr>
+                <w:rFonts w:ascii="Calibri" w:hAnsi="Calibri" w:eastAsia="Calibri"/>
+                <w:b w:val="0"/>
+                <w:color w:val="12160F"/>
+                <w:sz w:val="18"/>
+              </w:rPr>
+              <w:t>1 Map</w:t>
+            </w:r>
+          </w:p>
+        </w:tc>
+        <w:tc>
+          <w:tcPr>
+            <w:tcW w:type="dxa" w:w="1930"/>
+          </w:tcPr>
+          <w:p>
+            <w:r>
+              <w:rPr>
+                <w:rFonts w:ascii="Calibri" w:hAnsi="Calibri" w:eastAsia="Calibri"/>
+                <w:b w:val="0"/>
+                <w:color w:val="12160F"/>
+                <w:sz w:val="18"/>
+              </w:rPr>
+            </w:r>
+          </w:p>
+        </w:tc>
+        <w:tc>
+          <w:tcPr>
+            <w:tcW w:type="dxa" w:w="1930"/>
+          </w:tcPr>
+          <w:p>
+            <w:r>
+              <w:rPr>
+                <w:rFonts w:ascii="Calibri" w:hAnsi="Calibri" w:eastAsia="Calibri"/>
+                <w:b w:val="0"/>
+                <w:color w:val="12160F"/>
+                <w:sz w:val="18"/>
+              </w:rPr>
+            </w:r>
+          </w:p>
+        </w:tc>
+        <w:tc>
+          <w:tcPr>
+            <w:tcW w:type="dxa" w:w="1930"/>
+          </w:tcPr>
+          <w:p>
+            <w:r>
+              <w:rPr>
+                <w:rFonts w:ascii="Calibri" w:hAnsi="Calibri" w:eastAsia="Calibri"/>
+                <w:b w:val="0"/>
+                <w:color w:val="12160F"/>
+                <w:sz w:val="18"/>
+              </w:rPr>
+            </w:r>
+          </w:p>
+        </w:tc>
+        <w:tc>
+          <w:tcPr>
+            <w:tcW w:type="dxa" w:w="1930"/>
+          </w:tcPr>
+          <w:p>
+            <w:r>
+              <w:rPr>
+                <w:rFonts w:ascii="Calibri" w:hAnsi="Calibri" w:eastAsia="Calibri"/>
+                <w:b w:val="0"/>
+                <w:color w:val="12160F"/>
+                <w:sz w:val="18"/>
+              </w:rPr>
+            </w:r>
+          </w:p>
+        </w:tc>
+      </w:tr>
+      <w:tr>
+        <w:tc>
+          <w:tcPr>
+            <w:tcW w:type="dxa" w:w="1930"/>
+          </w:tcPr>
+          <w:p>
+            <w:r>
+              <w:rPr>
+                <w:rFonts w:ascii="Calibri" w:hAnsi="Calibri" w:eastAsia="Calibri"/>
+                <w:b w:val="0"/>
+                <w:color w:val="12160F"/>
+                <w:sz w:val="18"/>
+              </w:rPr>
+              <w:t>2 Charter</w:t>
+            </w:r>
+          </w:p>
+        </w:tc>
+        <w:tc>
+          <w:tcPr>
+            <w:tcW w:type="dxa" w:w="1930"/>
+          </w:tcPr>
+          <w:p>
+            <w:r>
+              <w:rPr>
+                <w:rFonts w:ascii="Calibri" w:hAnsi="Calibri" w:eastAsia="Calibri"/>
+                <w:b w:val="0"/>
+                <w:color w:val="12160F"/>
+                <w:sz w:val="18"/>
+              </w:rPr>
+            </w:r>
+          </w:p>
+        </w:tc>
+        <w:tc>
+          <w:tcPr>
+            <w:tcW w:type="dxa" w:w="1930"/>
+          </w:tcPr>
+          <w:p>
+            <w:r>
+              <w:rPr>
+                <w:rFonts w:ascii="Calibri" w:hAnsi="Calibri" w:eastAsia="Calibri"/>
+                <w:b w:val="0"/>
+                <w:color w:val="12160F"/>
+                <w:sz w:val="18"/>
+              </w:rPr>
+            </w:r>
+          </w:p>
+        </w:tc>
+        <w:tc>
+          <w:tcPr>
+            <w:tcW w:type="dxa" w:w="1930"/>
+          </w:tcPr>
+          <w:p>
+            <w:r>
+              <w:rPr>
+                <w:rFonts w:ascii="Calibri" w:hAnsi="Calibri" w:eastAsia="Calibri"/>
+                <w:b w:val="0"/>
+                <w:color w:val="12160F"/>
+                <w:sz w:val="18"/>
+              </w:rPr>
+            </w:r>
+          </w:p>
+        </w:tc>
+        <w:tc>
+          <w:tcPr>
+            <w:tcW w:type="dxa" w:w="1930"/>
+          </w:tcPr>
+          <w:p>
+            <w:r>
+              <w:rPr>
+                <w:rFonts w:ascii="Calibri" w:hAnsi="Calibri" w:eastAsia="Calibri"/>
+                <w:b w:val="0"/>
+                <w:color w:val="12160F"/>
+                <w:sz w:val="18"/>
+              </w:rPr>
+            </w:r>
+          </w:p>
+        </w:tc>
+      </w:tr>
+      <w:tr>
+        <w:tc>
+          <w:tcPr>
+            <w:tcW w:type="dxa" w:w="1930"/>
+          </w:tcPr>
+          <w:p>
+            <w:r>
+              <w:rPr>
+                <w:rFonts w:ascii="Calibri" w:hAnsi="Calibri" w:eastAsia="Calibri"/>
+                <w:b w:val="0"/>
+                <w:color w:val="12160F"/>
+                <w:sz w:val="18"/>
+              </w:rPr>
+              <w:t>3 Instrument</w:t>
+            </w:r>
+          </w:p>
+        </w:tc>
+        <w:tc>
+          <w:tcPr>
+            <w:tcW w:type="dxa" w:w="1930"/>
+          </w:tcPr>
+          <w:p>
+            <w:r>
+              <w:rPr>
+                <w:rFonts w:ascii="Calibri" w:hAnsi="Calibri" w:eastAsia="Calibri"/>
+                <w:b w:val="0"/>
+                <w:color w:val="12160F"/>
+                <w:sz w:val="18"/>
+              </w:rPr>
+            </w:r>
+          </w:p>
+        </w:tc>
+        <w:tc>
+          <w:tcPr>
+            <w:tcW w:type="dxa" w:w="1930"/>
+          </w:tcPr>
+          <w:p>
+            <w:r>
+              <w:rPr>
+                <w:rFonts w:ascii="Calibri" w:hAnsi="Calibri" w:eastAsia="Calibri"/>
+                <w:b w:val="0"/>
+                <w:color w:val="12160F"/>
+                <w:sz w:val="18"/>
+              </w:rPr>
+            </w:r>
+          </w:p>
+        </w:tc>
+        <w:tc>
+          <w:tcPr>
+            <w:tcW w:type="dxa" w:w="1930"/>
+          </w:tcPr>
+          <w:p>
+            <w:r>
+              <w:rPr>
+                <w:rFonts w:ascii="Calibri" w:hAnsi="Calibri" w:eastAsia="Calibri"/>
+                <w:b w:val="0"/>
+                <w:color w:val="12160F"/>
+                <w:sz w:val="18"/>
+              </w:rPr>
+            </w:r>
+          </w:p>
+        </w:tc>
+        <w:tc>
+          <w:tcPr>
+            <w:tcW w:type="dxa" w:w="1930"/>
+          </w:tcPr>
+          <w:p>
+            <w:r>
+              <w:rPr>
+                <w:rFonts w:ascii="Calibri" w:hAnsi="Calibri" w:eastAsia="Calibri"/>
+                <w:b w:val="0"/>
+                <w:color w:val="12160F"/>
+                <w:sz w:val="18"/>
+              </w:rPr>
+            </w:r>
+          </w:p>
+        </w:tc>
+      </w:tr>
+      <w:tr>
+        <w:tc>
+          <w:tcPr>
+            <w:tcW w:type="dxa" w:w="1930"/>
+          </w:tcPr>
+          <w:p>
+            <w:r>
+              <w:rPr>
+                <w:rFonts w:ascii="Calibri" w:hAnsi="Calibri" w:eastAsia="Calibri"/>
+                <w:b w:val="0"/>
+                <w:color w:val="12160F"/>
+                <w:sz w:val="18"/>
+              </w:rPr>
+              <w:t>4 Shadow</w:t>
+            </w:r>
+          </w:p>
+        </w:tc>
+        <w:tc>
+          <w:tcPr>
+            <w:tcW w:type="dxa" w:w="1930"/>
+          </w:tcPr>
+          <w:p>
+            <w:r>
+              <w:rPr>
+                <w:rFonts w:ascii="Calibri" w:hAnsi="Calibri" w:eastAsia="Calibri"/>
+                <w:b w:val="0"/>
+                <w:color w:val="12160F"/>
+                <w:sz w:val="18"/>
+              </w:rPr>
+            </w:r>
+          </w:p>
+        </w:tc>
+        <w:tc>
+          <w:tcPr>
+            <w:tcW w:type="dxa" w:w="1930"/>
+          </w:tcPr>
+          <w:p>
+            <w:r>
+              <w:rPr>
+                <w:rFonts w:ascii="Calibri" w:hAnsi="Calibri" w:eastAsia="Calibri"/>
+                <w:b w:val="0"/>
+                <w:color w:val="12160F"/>
+                <w:sz w:val="18"/>
+              </w:rPr>
+            </w:r>
+          </w:p>
+        </w:tc>
+        <w:tc>
+          <w:tcPr>
+            <w:tcW w:type="dxa" w:w="1930"/>
+          </w:tcPr>
+          <w:p>
+            <w:r>
+              <w:rPr>
+                <w:rFonts w:ascii="Calibri" w:hAnsi="Calibri" w:eastAsia="Calibri"/>
+                <w:b w:val="0"/>
+                <w:color w:val="12160F"/>
+                <w:sz w:val="18"/>
+              </w:rPr>
+            </w:r>
+          </w:p>
+        </w:tc>
+        <w:tc>
+          <w:tcPr>
+            <w:tcW w:type="dxa" w:w="1930"/>
+          </w:tcPr>
+          <w:p>
+            <w:r>
+              <w:rPr>
+                <w:rFonts w:ascii="Calibri" w:hAnsi="Calibri" w:eastAsia="Calibri"/>
+                <w:b w:val="0"/>
+                <w:color w:val="12160F"/>
+                <w:sz w:val="18"/>
+              </w:rPr>
+            </w:r>
+          </w:p>
+        </w:tc>
+      </w:tr>
+      <w:tr>
+        <w:tc>
+          <w:tcPr>
+            <w:tcW w:type="dxa" w:w="1930"/>
+          </w:tcPr>
+          <w:p>
+            <w:r>
+              <w:rPr>
+                <w:rFonts w:ascii="Calibri" w:hAnsi="Calibri" w:eastAsia="Calibri"/>
+                <w:b w:val="0"/>
+                <w:color w:val="12160F"/>
+                <w:sz w:val="18"/>
+              </w:rPr>
+              <w:t>5 Recommend</w:t>
+            </w:r>
+          </w:p>
+        </w:tc>
+        <w:tc>
+          <w:tcPr>
+            <w:tcW w:type="dxa" w:w="1930"/>
+          </w:tcPr>
+          <w:p>
+            <w:r>
+              <w:rPr>
+                <w:rFonts w:ascii="Calibri" w:hAnsi="Calibri" w:eastAsia="Calibri"/>
+                <w:b w:val="0"/>
+                <w:color w:val="12160F"/>
+                <w:sz w:val="18"/>
+              </w:rPr>
+            </w:r>
+          </w:p>
+        </w:tc>
+        <w:tc>
+          <w:tcPr>
+            <w:tcW w:type="dxa" w:w="1930"/>
+          </w:tcPr>
+          <w:p>
+            <w:r>
+              <w:rPr>
+                <w:rFonts w:ascii="Calibri" w:hAnsi="Calibri" w:eastAsia="Calibri"/>
+                <w:b w:val="0"/>
+                <w:color w:val="12160F"/>
+                <w:sz w:val="18"/>
+              </w:rPr>
+            </w:r>
+          </w:p>
+        </w:tc>
+        <w:tc>
+          <w:tcPr>
+            <w:tcW w:type="dxa" w:w="1930"/>
+          </w:tcPr>
+          <w:p>
+            <w:r>
+              <w:rPr>
+                <w:rFonts w:ascii="Calibri" w:hAnsi="Calibri" w:eastAsia="Calibri"/>
+                <w:b w:val="0"/>
+                <w:color w:val="12160F"/>
+                <w:sz w:val="18"/>
+              </w:rPr>
+            </w:r>
+          </w:p>
+        </w:tc>
+        <w:tc>
+          <w:tcPr>
+            <w:tcW w:type="dxa" w:w="1930"/>
+          </w:tcPr>
+          <w:p>
+            <w:r>
+              <w:rPr>
+                <w:rFonts w:ascii="Calibri" w:hAnsi="Calibri" w:eastAsia="Calibri"/>
+                <w:b w:val="0"/>
+                <w:color w:val="12160F"/>
+                <w:sz w:val="18"/>
+              </w:rPr>
+            </w:r>
+          </w:p>
+        </w:tc>
+      </w:tr>
+      <w:tr>
+        <w:tc>
+          <w:tcPr>
+            <w:tcW w:type="dxa" w:w="1930"/>
+          </w:tcPr>
+          <w:p>
+            <w:r>
+              <w:rPr>
+                <w:rFonts w:ascii="Calibri" w:hAnsi="Calibri" w:eastAsia="Calibri"/>
+                <w:b w:val="0"/>
+                <w:color w:val="12160F"/>
+                <w:sz w:val="18"/>
+              </w:rPr>
+              <w:t>6 Govern</w:t>
+            </w:r>
+          </w:p>
+        </w:tc>
+        <w:tc>
+          <w:tcPr>
+            <w:tcW w:type="dxa" w:w="1930"/>
+          </w:tcPr>
+          <w:p>
+            <w:r>
+              <w:rPr>
+                <w:rFonts w:ascii="Calibri" w:hAnsi="Calibri" w:eastAsia="Calibri"/>
+                <w:b w:val="0"/>
+                <w:color w:val="12160F"/>
+                <w:sz w:val="18"/>
+              </w:rPr>
+            </w:r>
+          </w:p>
+        </w:tc>
+        <w:tc>
+          <w:tcPr>
+            <w:tcW w:type="dxa" w:w="1930"/>
+          </w:tcPr>
+          <w:p>
+            <w:r>
+              <w:rPr>
+                <w:rFonts w:ascii="Calibri" w:hAnsi="Calibri" w:eastAsia="Calibri"/>
+                <w:b w:val="0"/>
+                <w:color w:val="12160F"/>
+                <w:sz w:val="18"/>
+              </w:rPr>
+            </w:r>
+          </w:p>
+        </w:tc>
+        <w:tc>
+          <w:tcPr>
+            <w:tcW w:type="dxa" w:w="1930"/>
+          </w:tcPr>
+          <w:p>
+            <w:r>
+              <w:rPr>
+                <w:rFonts w:ascii="Calibri" w:hAnsi="Calibri" w:eastAsia="Calibri"/>
+                <w:b w:val="0"/>
+                <w:color w:val="12160F"/>
+                <w:sz w:val="18"/>
+              </w:rPr>
+            </w:r>
+          </w:p>
+        </w:tc>
+        <w:tc>
+          <w:tcPr>
+            <w:tcW w:type="dxa" w:w="1930"/>
+          </w:tcPr>
+          <w:p>
+            <w:r>
+              <w:rPr>
+                <w:rFonts w:ascii="Calibri" w:hAnsi="Calibri" w:eastAsia="Calibri"/>
+                <w:b w:val="0"/>
+                <w:color w:val="12160F"/>
+                <w:sz w:val="18"/>
+              </w:rPr>
+            </w:r>
+          </w:p>
+        </w:tc>
+      </w:tr>
+      <w:tr>
+        <w:tc>
+          <w:tcPr>
+            <w:tcW w:type="dxa" w:w="1930"/>
+          </w:tcPr>
+          <w:p>
+            <w:r>
+              <w:rPr>
+                <w:rFonts w:ascii="Calibri" w:hAnsi="Calibri" w:eastAsia="Calibri"/>
+                <w:b w:val="0"/>
+                <w:color w:val="12160F"/>
+                <w:sz w:val="18"/>
+              </w:rPr>
+              <w:t>7 Wave 2 (if any)</w:t>
+            </w:r>
+          </w:p>
+        </w:tc>
+        <w:tc>
+          <w:tcPr>
+            <w:tcW w:type="dxa" w:w="1930"/>
+          </w:tcPr>
+          <w:p>
+            <w:r>
+              <w:rPr>
+                <w:rFonts w:ascii="Calibri" w:hAnsi="Calibri" w:eastAsia="Calibri"/>
+                <w:b w:val="0"/>
+                <w:color w:val="12160F"/>
+                <w:sz w:val="18"/>
+              </w:rPr>
+            </w:r>
+          </w:p>
+        </w:tc>
+        <w:tc>
+          <w:tcPr>
+            <w:tcW w:type="dxa" w:w="1930"/>
+          </w:tcPr>
+          <w:p>
+            <w:r>
+              <w:rPr>
+                <w:rFonts w:ascii="Calibri" w:hAnsi="Calibri" w:eastAsia="Calibri"/>
+                <w:b w:val="0"/>
+                <w:color w:val="12160F"/>
+                <w:sz w:val="18"/>
+              </w:rPr>
+            </w:r>
+          </w:p>
+        </w:tc>
+        <w:tc>
+          <w:tcPr>
+            <w:tcW w:type="dxa" w:w="1930"/>
+          </w:tcPr>
+          <w:p>
+            <w:r>
+              <w:rPr>
+                <w:rFonts w:ascii="Calibri" w:hAnsi="Calibri" w:eastAsia="Calibri"/>
+                <w:b w:val="0"/>
+                <w:color w:val="12160F"/>
+                <w:sz w:val="18"/>
+              </w:rPr>
+            </w:r>
+          </w:p>
+        </w:tc>
+        <w:tc>
+          <w:tcPr>
+            <w:tcW w:type="dxa" w:w="1930"/>
+          </w:tcPr>
+          <w:p>
+            <w:r>
+              <w:rPr>
+                <w:rFonts w:ascii="Calibri" w:hAnsi="Calibri" w:eastAsia="Calibri"/>
+                <w:b w:val="0"/>
+                <w:color w:val="12160F"/>
+                <w:sz w:val="18"/>
+              </w:rPr>
+            </w:r>
+          </w:p>
+        </w:tc>
+      </w:tr>
+      <w:tr>
+        <w:tc>
+          <w:tcPr>
+            <w:tcW w:type="dxa" w:w="1930"/>
+          </w:tcPr>
+          <w:p>
+            <w:r>
+              <w:rPr>
+                <w:rFonts w:ascii="Calibri" w:hAnsi="Calibri" w:eastAsia="Calibri"/>
+                <w:b w:val="0"/>
+                <w:color w:val="12160F"/>
+                <w:sz w:val="18"/>
+              </w:rPr>
+              <w:t>8 Measure</w:t>
+            </w:r>
+          </w:p>
+        </w:tc>
+        <w:tc>
+          <w:tcPr>
+            <w:tcW w:type="dxa" w:w="1930"/>
+          </w:tcPr>
+          <w:p>
+            <w:r>
+              <w:rPr>
+                <w:rFonts w:ascii="Calibri" w:hAnsi="Calibri" w:eastAsia="Calibri"/>
+                <w:b w:val="0"/>
+                <w:color w:val="12160F"/>
+                <w:sz w:val="18"/>
+              </w:rPr>
+            </w:r>
+          </w:p>
+        </w:tc>
+        <w:tc>
+          <w:tcPr>
+            <w:tcW w:type="dxa" w:w="1930"/>
+          </w:tcPr>
+          <w:p>
+            <w:r>
+              <w:rPr>
+                <w:rFonts w:ascii="Calibri" w:hAnsi="Calibri" w:eastAsia="Calibri"/>
+                <w:b w:val="0"/>
+                <w:color w:val="12160F"/>
+                <w:sz w:val="18"/>
+              </w:rPr>
+            </w:r>
+          </w:p>
+        </w:tc>
+        <w:tc>
+          <w:tcPr>
+            <w:tcW w:type="dxa" w:w="1930"/>
+          </w:tcPr>
+          <w:p>
+            <w:r>
+              <w:rPr>
+                <w:rFonts w:ascii="Calibri" w:hAnsi="Calibri" w:eastAsia="Calibri"/>
+                <w:b w:val="0"/>
+                <w:color w:val="12160F"/>
+                <w:sz w:val="18"/>
+              </w:rPr>
+            </w:r>
+          </w:p>
+        </w:tc>
+        <w:tc>
+          <w:tcPr>
+            <w:tcW w:type="dxa" w:w="1930"/>
+          </w:tcPr>
+          <w:p>
+            <w:r>
+              <w:rPr>
+                <w:rFonts w:ascii="Calibri" w:hAnsi="Calibri" w:eastAsia="Calibri"/>
+                <w:b w:val="0"/>
+                <w:color w:val="12160F"/>
+                <w:sz w:val="18"/>
+              </w:rPr>
+            </w:r>
+          </w:p>
+        </w:tc>
+      </w:tr>
+      <w:tr>
+        <w:tc>
+          <w:tcPr>
+            <w:tcW w:type="dxa" w:w="1930"/>
+          </w:tcPr>
+          <w:p>
+            <w:r>
+              <w:rPr>
+                <w:rFonts w:ascii="Calibri" w:hAnsi="Calibri" w:eastAsia="Calibri"/>
+                <w:b w:val="0"/>
+                <w:color w:val="12160F"/>
+                <w:sz w:val="18"/>
+              </w:rPr>
+              <w:t>9 Recertify</w:t>
+            </w:r>
+          </w:p>
+        </w:tc>
+        <w:tc>
+          <w:tcPr>
+            <w:tcW w:type="dxa" w:w="1930"/>
+          </w:tcPr>
+          <w:p>
+            <w:r>
+              <w:rPr>
+                <w:rFonts w:ascii="Calibri" w:hAnsi="Calibri" w:eastAsia="Calibri"/>
+                <w:b w:val="0"/>
+                <w:color w:val="12160F"/>
+                <w:sz w:val="18"/>
+              </w:rPr>
+            </w:r>
+          </w:p>
+        </w:tc>
+        <w:tc>
+          <w:tcPr>
+            <w:tcW w:type="dxa" w:w="1930"/>
+          </w:tcPr>
+          <w:p>
+            <w:r>
+              <w:rPr>
+                <w:rFonts w:ascii="Calibri" w:hAnsi="Calibri" w:eastAsia="Calibri"/>
+                <w:b w:val="0"/>
+                <w:color w:val="12160F"/>
+                <w:sz w:val="18"/>
+              </w:rPr>
+            </w:r>
+          </w:p>
+        </w:tc>
+        <w:tc>
+          <w:tcPr>
+            <w:tcW w:type="dxa" w:w="1930"/>
+          </w:tcPr>
+          <w:p>
+            <w:r>
+              <w:rPr>
+                <w:rFonts w:ascii="Calibri" w:hAnsi="Calibri" w:eastAsia="Calibri"/>
+                <w:b w:val="0"/>
+                <w:color w:val="12160F"/>
+                <w:sz w:val="18"/>
+              </w:rPr>
+            </w:r>
+          </w:p>
+        </w:tc>
+        <w:tc>
+          <w:tcPr>
+            <w:tcW w:type="dxa" w:w="1930"/>
+          </w:tcPr>
+          <w:p>
+            <w:r>
+              <w:rPr>
+                <w:rFonts w:ascii="Calibri" w:hAnsi="Calibri" w:eastAsia="Calibri"/>
+                <w:b w:val="0"/>
+                <w:color w:val="12160F"/>
+                <w:sz w:val="18"/>
+              </w:rPr>
+            </w:r>
+          </w:p>
+        </w:tc>
+      </w:tr>
+      <w:tr>
+        <w:tc>
+          <w:tcPr>
+            <w:tcW w:type="dxa" w:w="1930"/>
+          </w:tcPr>
+          <w:p>
+            <w:r>
+              <w:rPr>
+                <w:rFonts w:ascii="Calibri" w:hAnsi="Calibri" w:eastAsia="Calibri"/>
+                <w:b w:val="0"/>
+                <w:color w:val="12160F"/>
+                <w:sz w:val="18"/>
+              </w:rPr>
+              <w:t>10 Extend</w:t>
+            </w:r>
+          </w:p>
+        </w:tc>
+        <w:tc>
+          <w:tcPr>
+            <w:tcW w:type="dxa" w:w="1930"/>
+          </w:tcPr>
+          <w:p>
+            <w:r>
+              <w:rPr>
+                <w:rFonts w:ascii="Calibri" w:hAnsi="Calibri" w:eastAsia="Calibri"/>
+                <w:b w:val="0"/>
+                <w:color w:val="12160F"/>
+                <w:sz w:val="18"/>
+              </w:rPr>
+            </w:r>
+          </w:p>
+        </w:tc>
+        <w:tc>
+          <w:tcPr>
+            <w:tcW w:type="dxa" w:w="1930"/>
+          </w:tcPr>
+          <w:p>
+            <w:r>
+              <w:rPr>
+                <w:rFonts w:ascii="Calibri" w:hAnsi="Calibri" w:eastAsia="Calibri"/>
+                <w:b w:val="0"/>
+                <w:color w:val="12160F"/>
+                <w:sz w:val="18"/>
+              </w:rPr>
+            </w:r>
+          </w:p>
+        </w:tc>
+        <w:tc>
+          <w:tcPr>
+            <w:tcW w:type="dxa" w:w="1930"/>
+          </w:tcPr>
+          <w:p>
+            <w:r>
+              <w:rPr>
+                <w:rFonts w:ascii="Calibri" w:hAnsi="Calibri" w:eastAsia="Calibri"/>
+                <w:b w:val="0"/>
+                <w:color w:val="12160F"/>
+                <w:sz w:val="18"/>
+              </w:rPr>
+            </w:r>
+          </w:p>
+        </w:tc>
+        <w:tc>
+          <w:tcPr>
+            <w:tcW w:type="dxa" w:w="1930"/>
+          </w:tcPr>
+          <w:p>
+            <w:r>
+              <w:rPr>
+                <w:rFonts w:ascii="Calibri" w:hAnsi="Calibri" w:eastAsia="Calibri"/>
+                <w:b w:val="0"/>
+                <w:color w:val="12160F"/>
+                <w:sz w:val="18"/>
+              </w:rPr>
+            </w:r>
+          </w:p>
+        </w:tc>
+      </w:tr>
+    </w:tbl>
+    <w:p>
+      <w:pPr>
+        <w:pStyle w:val="Heading2"/>
+      </w:pPr>
+      <w:r>
+        <w:rPr>
+          <w:color w:val="12160F"/>
+        </w:rPr>
+        <w:t>4. Resource plan</w:t>
+      </w:r>
+    </w:p>
+    <w:tbl>
+      <w:tblPr>
+        <w:tblStyle w:val="TableGrid"/>
+        <w:tblW w:type="auto" w:w="0"/>
+        <w:tblLook w:firstColumn="1" w:firstRow="1" w:lastColumn="0" w:lastRow="0" w:noHBand="0" w:noVBand="1" w:val="04A0"/>
+      </w:tblPr>
+      <w:tblGrid>
+        <w:gridCol w:w="2412"/>
+        <w:gridCol w:w="2412"/>
+        <w:gridCol w:w="2412"/>
+        <w:gridCol w:w="2412"/>
+      </w:tblGrid>
+      <w:tr>
+        <w:tc>
+          <w:tcPr>
+            <w:tcW w:type="dxa" w:w="2412"/>
+          </w:tcPr>
+          <w:p>
+            <w:r>
+              <w:rPr>
+                <w:rFonts w:ascii="Calibri" w:hAnsi="Calibri" w:eastAsia="Calibri"/>
+                <w:b/>
+                <w:sz w:val="18"/>
+              </w:rPr>
+              <w:t>Name</w:t>
+            </w:r>
+          </w:p>
+        </w:tc>
+        <w:tc>
+          <w:tcPr>
+            <w:tcW w:type="dxa" w:w="2412"/>
+          </w:tcPr>
+          <w:p>
+            <w:r>
+              <w:rPr>
+                <w:rFonts w:ascii="Calibri" w:hAnsi="Calibri" w:eastAsia="Calibri"/>
+                <w:b/>
+                <w:sz w:val="18"/>
+              </w:rPr>
+              <w:t>Role</w:t>
+            </w:r>
+          </w:p>
+        </w:tc>
+        <w:tc>
+          <w:tcPr>
+            <w:tcW w:type="dxa" w:w="2412"/>
+          </w:tcPr>
+          <w:p>
+            <w:r>
+              <w:rPr>
+                <w:rFonts w:ascii="Calibri" w:hAnsi="Calibri" w:eastAsia="Calibri"/>
+                <w:b/>
+                <w:sz w:val="18"/>
+              </w:rPr>
+              <w:t>Hours/week in shadow</w:t>
+            </w:r>
+          </w:p>
+        </w:tc>
+        <w:tc>
+          <w:tcPr>
+            <w:tcW w:type="dxa" w:w="2412"/>
+          </w:tcPr>
+          <w:p>
+            <w:r>
+              <w:rPr>
+                <w:rFonts w:ascii="Calibri" w:hAnsi="Calibri" w:eastAsia="Calibri"/>
+                <w:b/>
+                <w:sz w:val="18"/>
+              </w:rPr>
+              <w:t>Backup</w:t>
+            </w:r>
+          </w:p>
+        </w:tc>
+      </w:tr>
+      <w:tr>
+        <w:tc>
+          <w:tcPr>
+            <w:tcW w:type="dxa" w:w="2412"/>
+          </w:tcPr>
+          <w:p>
+            <w:r>
+              <w:rPr>
+                <w:rFonts w:ascii="Calibri" w:hAnsi="Calibri" w:eastAsia="Calibri"/>
+                <w:b w:val="0"/>
+                <w:color w:val="12160F"/>
+                <w:sz w:val="18"/>
+              </w:rPr>
+            </w:r>
+          </w:p>
+        </w:tc>
+        <w:tc>
+          <w:tcPr>
+            <w:tcW w:type="dxa" w:w="2412"/>
+          </w:tcPr>
+          <w:p>
+            <w:r>
+              <w:rPr>
+                <w:rFonts w:ascii="Calibri" w:hAnsi="Calibri" w:eastAsia="Calibri"/>
+                <w:b w:val="0"/>
+                <w:color w:val="12160F"/>
+                <w:sz w:val="18"/>
+              </w:rPr>
+            </w:r>
+          </w:p>
+        </w:tc>
+        <w:tc>
+          <w:tcPr>
+            <w:tcW w:type="dxa" w:w="2412"/>
+          </w:tcPr>
+          <w:p>
+            <w:r>
+              <w:rPr>
+                <w:rFonts w:ascii="Calibri" w:hAnsi="Calibri" w:eastAsia="Calibri"/>
+                <w:b w:val="0"/>
+                <w:color w:val="12160F"/>
+                <w:sz w:val="18"/>
+              </w:rPr>
+            </w:r>
+          </w:p>
+        </w:tc>
+        <w:tc>
+          <w:tcPr>
+            <w:tcW w:type="dxa" w:w="2412"/>
+          </w:tcPr>
+          <w:p>
+            <w:r>
+              <w:rPr>
+                <w:rFonts w:ascii="Calibri" w:hAnsi="Calibri" w:eastAsia="Calibri"/>
+                <w:b w:val="0"/>
+                <w:color w:val="12160F"/>
+                <w:sz w:val="18"/>
+              </w:rPr>
+            </w:r>
+          </w:p>
+        </w:tc>
+      </w:tr>
+    </w:tbl>
+    <w:p>
+      <w:r>
+        <w:rPr>
+          <w:rFonts w:ascii="Calibri" w:hAnsi="Calibri" w:eastAsia="Calibri"/>
+          <w:b w:val="0"/>
+          <w:sz w:val="22"/>
+        </w:rPr>
+        <w:t>If hours are 0, the plan is invalid.</w:t>
+      </w:r>
+    </w:p>
+    <w:p>
+      <w:pPr>
+        <w:pStyle w:val="Heading2"/>
+      </w:pPr>
+      <w:r>
+        <w:rPr>
+          <w:color w:val="12160F"/>
+        </w:rPr>
+        <w:t>5. Environment</w:t>
+      </w:r>
+    </w:p>
+    <w:tbl>
+      <w:tblPr>
+        <w:tblStyle w:val="TableGrid"/>
+        <w:tblW w:type="auto" w:w="0"/>
+        <w:tblLook w:firstColumn="1" w:firstRow="1" w:lastColumn="0" w:lastRow="0" w:noHBand="0" w:noVBand="1" w:val="04A0"/>
+      </w:tblPr>
+      <w:tblGrid>
+        <w:gridCol w:w="4824"/>
+        <w:gridCol w:w="4824"/>
+      </w:tblGrid>
+      <w:tr>
+        <w:tc>
+          <w:tcPr>
+            <w:tcW w:type="dxa" w:w="4824"/>
+          </w:tcPr>
+          <w:p>
+            <w:r>
+              <w:rPr>
+                <w:rFonts w:ascii="Calibri" w:hAnsi="Calibri" w:eastAsia="Calibri"/>
+                <w:b/>
+                <w:sz w:val="18"/>
+              </w:rPr>
+              <w:t>Item</w:t>
+            </w:r>
+          </w:p>
+        </w:tc>
+        <w:tc>
+          <w:tcPr>
+            <w:tcW w:type="dxa" w:w="4824"/>
+          </w:tcPr>
+          <w:p>
+            <w:r>
+              <w:rPr>
+                <w:rFonts w:ascii="Calibri" w:hAnsi="Calibri" w:eastAsia="Calibri"/>
+                <w:b/>
+                <w:sz w:val="18"/>
+              </w:rPr>
+              <w:t>Choice</w:t>
+            </w:r>
+          </w:p>
+        </w:tc>
+      </w:tr>
+      <w:tr>
+        <w:tc>
+          <w:tcPr>
+            <w:tcW w:type="dxa" w:w="4824"/>
+          </w:tcPr>
+          <w:p>
+            <w:r>
+              <w:rPr>
+                <w:rFonts w:ascii="Calibri" w:hAnsi="Calibri" w:eastAsia="Calibri"/>
+                <w:b w:val="0"/>
+                <w:color w:val="12160F"/>
+                <w:sz w:val="18"/>
+              </w:rPr>
+              <w:t>Work-object store</w:t>
+            </w:r>
+          </w:p>
+        </w:tc>
+        <w:tc>
+          <w:tcPr>
+            <w:tcW w:type="dxa" w:w="4824"/>
+          </w:tcPr>
+          <w:p>
+            <w:r>
+              <w:rPr>
+                <w:rFonts w:ascii="Calibri" w:hAnsi="Calibri" w:eastAsia="Calibri"/>
+                <w:b w:val="0"/>
+                <w:color w:val="12160F"/>
+                <w:sz w:val="18"/>
+              </w:rPr>
+              <w:t>Sheet / ticket / other (not Evidence Room hosted)</w:t>
+            </w:r>
+          </w:p>
+        </w:tc>
+      </w:tr>
+      <w:tr>
+        <w:tc>
+          <w:tcPr>
+            <w:tcW w:type="dxa" w:w="4824"/>
+          </w:tcPr>
+          <w:p>
+            <w:r>
+              <w:rPr>
+                <w:rFonts w:ascii="Calibri" w:hAnsi="Calibri" w:eastAsia="Calibri"/>
+                <w:b w:val="0"/>
+                <w:color w:val="12160F"/>
+                <w:sz w:val="18"/>
+              </w:rPr>
+              <w:t>Model / IDR</w:t>
+            </w:r>
+          </w:p>
+        </w:tc>
+        <w:tc>
+          <w:tcPr>
+            <w:tcW w:type="dxa" w:w="4824"/>
+          </w:tcPr>
+          <w:p>
+            <w:r>
+              <w:rPr>
+                <w:rFonts w:ascii="Calibri" w:hAnsi="Calibri" w:eastAsia="Calibri"/>
+                <w:b w:val="0"/>
+                <w:color w:val="12160F"/>
+                <w:sz w:val="18"/>
+              </w:rPr>
+            </w:r>
+          </w:p>
+        </w:tc>
+      </w:tr>
+      <w:tr>
+        <w:tc>
+          <w:tcPr>
+            <w:tcW w:type="dxa" w:w="4824"/>
+          </w:tcPr>
+          <w:p>
+            <w:r>
+              <w:rPr>
+                <w:rFonts w:ascii="Calibri" w:hAnsi="Calibri" w:eastAsia="Calibri"/>
+                <w:b w:val="0"/>
+                <w:color w:val="12160F"/>
+                <w:sz w:val="18"/>
+              </w:rPr>
+              <w:t>Service accounts</w:t>
+            </w:r>
+          </w:p>
+        </w:tc>
+        <w:tc>
+          <w:tcPr>
+            <w:tcW w:type="dxa" w:w="4824"/>
+          </w:tcPr>
+          <w:p>
+            <w:r>
+              <w:rPr>
+                <w:rFonts w:ascii="Calibri" w:hAnsi="Calibri" w:eastAsia="Calibri"/>
+                <w:b w:val="0"/>
+                <w:color w:val="12160F"/>
+                <w:sz w:val="18"/>
+              </w:rPr>
+            </w:r>
+          </w:p>
+        </w:tc>
+      </w:tr>
+      <w:tr>
+        <w:tc>
+          <w:tcPr>
+            <w:tcW w:type="dxa" w:w="4824"/>
+          </w:tcPr>
+          <w:p>
+            <w:r>
+              <w:rPr>
+                <w:rFonts w:ascii="Calibri" w:hAnsi="Calibri" w:eastAsia="Calibri"/>
+                <w:b w:val="0"/>
+                <w:color w:val="12160F"/>
+                <w:sz w:val="18"/>
+              </w:rPr>
+              <w:t>Prompt repo</w:t>
+            </w:r>
+          </w:p>
+        </w:tc>
+        <w:tc>
+          <w:tcPr>
+            <w:tcW w:type="dxa" w:w="4824"/>
+          </w:tcPr>
+          <w:p>
+            <w:r>
+              <w:rPr>
+                <w:rFonts w:ascii="Calibri" w:hAnsi="Calibri" w:eastAsia="Calibri"/>
+                <w:b w:val="0"/>
+                <w:color w:val="12160F"/>
+                <w:sz w:val="18"/>
+              </w:rPr>
+            </w:r>
+          </w:p>
+        </w:tc>
+      </w:tr>
+    </w:tbl>
+    <w:p>
+      <w:pPr>
+        <w:pStyle w:val="Heading2"/>
+      </w:pPr>
+      <w:r>
+        <w:rPr>
+          <w:color w:val="12160F"/>
+        </w:rPr>
+        <w:t>6. Risk and STOP</w:t>
+      </w:r>
+    </w:p>
+    <w:p>
+      <w:r>
+        <w:rPr>
+          <w:rFonts w:ascii="Calibri" w:hAnsi="Calibri" w:eastAsia="Calibri"/>
+          <w:b w:val="0"/>
+          <w:sz w:val="22"/>
+        </w:rPr>
+        <w:t>Link `RISK_ASSESSMENT.md`. List STOP conditions from Starter checklist §10.</w:t>
+      </w:r>
+    </w:p>
+    <w:p>
+      <w:pPr>
+        <w:pStyle w:val="Heading2"/>
+      </w:pPr>
+      <w:r>
+        <w:rPr>
+          <w:color w:val="12160F"/>
+        </w:rPr>
+        <w:t>7. Communications</w:t>
+      </w:r>
+    </w:p>
+    <w:tbl>
+      <w:tblPr>
+        <w:tblStyle w:val="TableGrid"/>
+        <w:tblW w:type="auto" w:w="0"/>
+        <w:tblLook w:firstColumn="1" w:firstRow="1" w:lastColumn="0" w:lastRow="0" w:noHBand="0" w:noVBand="1" w:val="04A0"/>
+      </w:tblPr>
+      <w:tblGrid>
+        <w:gridCol w:w="3216"/>
+        <w:gridCol w:w="3216"/>
+        <w:gridCol w:w="3216"/>
+      </w:tblGrid>
+      <w:tr>
+        <w:tc>
+          <w:tcPr>
+            <w:tcW w:type="dxa" w:w="3216"/>
+          </w:tcPr>
+          <w:p>
+            <w:r>
+              <w:rPr>
+                <w:rFonts w:ascii="Calibri" w:hAnsi="Calibri" w:eastAsia="Calibri"/>
+                <w:b/>
+                <w:sz w:val="18"/>
+              </w:rPr>
+              <w:t>Audience</w:t>
+            </w:r>
+          </w:p>
+        </w:tc>
+        <w:tc>
+          <w:tcPr>
+            <w:tcW w:type="dxa" w:w="3216"/>
+          </w:tcPr>
+          <w:p>
+            <w:r>
+              <w:rPr>
+                <w:rFonts w:ascii="Calibri" w:hAnsi="Calibri" w:eastAsia="Calibri"/>
+                <w:b/>
+                <w:sz w:val="18"/>
+              </w:rPr>
+              <w:t>Artefact</w:t>
+            </w:r>
+          </w:p>
+        </w:tc>
+        <w:tc>
+          <w:tcPr>
+            <w:tcW w:type="dxa" w:w="3216"/>
+          </w:tcPr>
+          <w:p>
+            <w:r>
+              <w:rPr>
+                <w:rFonts w:ascii="Calibri" w:hAnsi="Calibri" w:eastAsia="Calibri"/>
+                <w:b/>
+                <w:sz w:val="18"/>
+              </w:rPr>
+              <w:t>Date</w:t>
+            </w:r>
+          </w:p>
+        </w:tc>
+      </w:tr>
+      <w:tr>
+        <w:tc>
+          <w:tcPr>
+            <w:tcW w:type="dxa" w:w="3216"/>
+          </w:tcPr>
+          <w:p>
+            <w:r>
+              <w:rPr>
+                <w:rFonts w:ascii="Calibri" w:hAnsi="Calibri" w:eastAsia="Calibri"/>
+                <w:b w:val="0"/>
+                <w:color w:val="12160F"/>
+                <w:sz w:val="18"/>
+              </w:rPr>
+              <w:t>Operators</w:t>
+            </w:r>
+          </w:p>
+        </w:tc>
+        <w:tc>
+          <w:tcPr>
+            <w:tcW w:type="dxa" w:w="3216"/>
+          </w:tcPr>
+          <w:p>
+            <w:r>
+              <w:rPr>
+                <w:rFonts w:ascii="Calibri" w:hAnsi="Calibri" w:eastAsia="Calibri"/>
+                <w:b w:val="0"/>
+                <w:color w:val="12160F"/>
+                <w:sz w:val="18"/>
+              </w:rPr>
+              <w:t>Huddle</w:t>
+            </w:r>
+          </w:p>
+        </w:tc>
+        <w:tc>
+          <w:tcPr>
+            <w:tcW w:type="dxa" w:w="3216"/>
+          </w:tcPr>
+          <w:p>
+            <w:r>
+              <w:rPr>
+                <w:rFonts w:ascii="Calibri" w:hAnsi="Calibri" w:eastAsia="Calibri"/>
+                <w:b w:val="0"/>
+                <w:color w:val="12160F"/>
+                <w:sz w:val="18"/>
+              </w:rPr>
+            </w:r>
+          </w:p>
+        </w:tc>
+      </w:tr>
+      <w:tr>
+        <w:tc>
+          <w:tcPr>
+            <w:tcW w:type="dxa" w:w="3216"/>
+          </w:tcPr>
+          <w:p>
+            <w:r>
+              <w:rPr>
+                <w:rFonts w:ascii="Calibri" w:hAnsi="Calibri" w:eastAsia="Calibri"/>
+                <w:b w:val="0"/>
+                <w:color w:val="12160F"/>
+                <w:sz w:val="18"/>
+              </w:rPr>
+              <w:t>Sponsor</w:t>
+            </w:r>
+          </w:p>
+        </w:tc>
+        <w:tc>
+          <w:tcPr>
+            <w:tcW w:type="dxa" w:w="3216"/>
+          </w:tcPr>
+          <w:p>
+            <w:r>
+              <w:rPr>
+                <w:rFonts w:ascii="Calibri" w:hAnsi="Calibri" w:eastAsia="Calibri"/>
+                <w:b w:val="0"/>
+                <w:color w:val="12160F"/>
+                <w:sz w:val="18"/>
+              </w:rPr>
+              <w:t>Board/CFO summary</w:t>
+            </w:r>
+          </w:p>
+        </w:tc>
+        <w:tc>
+          <w:tcPr>
+            <w:tcW w:type="dxa" w:w="3216"/>
+          </w:tcPr>
+          <w:p>
+            <w:r>
+              <w:rPr>
+                <w:rFonts w:ascii="Calibri" w:hAnsi="Calibri" w:eastAsia="Calibri"/>
+                <w:b w:val="0"/>
+                <w:color w:val="12160F"/>
+                <w:sz w:val="18"/>
+              </w:rPr>
+            </w:r>
+          </w:p>
+        </w:tc>
+      </w:tr>
+      <w:tr>
+        <w:tc>
+          <w:tcPr>
+            <w:tcW w:type="dxa" w:w="3216"/>
+          </w:tcPr>
+          <w:p>
+            <w:r>
+              <w:rPr>
+                <w:rFonts w:ascii="Calibri" w:hAnsi="Calibri" w:eastAsia="Calibri"/>
+                <w:b w:val="0"/>
+                <w:color w:val="12160F"/>
+                <w:sz w:val="18"/>
+              </w:rPr>
+              <w:t>Audit</w:t>
+            </w:r>
+          </w:p>
+        </w:tc>
+        <w:tc>
+          <w:tcPr>
+            <w:tcW w:type="dxa" w:w="3216"/>
+          </w:tcPr>
+          <w:p>
+            <w:r>
+              <w:rPr>
+                <w:rFonts w:ascii="Calibri" w:hAnsi="Calibri" w:eastAsia="Calibri"/>
+                <w:b w:val="0"/>
+                <w:color w:val="12160F"/>
+                <w:sz w:val="18"/>
+              </w:rPr>
+              <w:t>Observer invite</w:t>
+            </w:r>
+          </w:p>
+        </w:tc>
+        <w:tc>
+          <w:tcPr>
+            <w:tcW w:type="dxa" w:w="3216"/>
+          </w:tcPr>
+          <w:p>
+            <w:r>
+              <w:rPr>
+                <w:rFonts w:ascii="Calibri" w:hAnsi="Calibri" w:eastAsia="Calibri"/>
+                <w:b w:val="0"/>
+                <w:color w:val="12160F"/>
+                <w:sz w:val="18"/>
+              </w:rPr>
+            </w:r>
+          </w:p>
+        </w:tc>
+      </w:tr>
+    </w:tbl>
+    <w:p>
+      <w:pPr>
+        <w:pStyle w:val="Heading2"/>
+      </w:pPr>
+      <w:r>
+        <w:rPr>
+          <w:color w:val="12160F"/>
+        </w:rPr>
+        <w:t>8. Success (90 days)</w:t>
+      </w:r>
+    </w:p>
+    <w:p>
+      <w:r>
+        <w:rPr>
+          <w:rFonts w:ascii="Calibri" w:hAnsi="Calibri" w:eastAsia="Calibri"/>
+          <w:b w:val="0"/>
+          <w:sz w:val="22"/>
+        </w:rPr>
+        <w:t>Paste the ten outcome lines from `NINETY_DAY_PLAN.md`. Initial them as the plan’s success list. Do not add ROI.</w:t>
+      </w:r>
+    </w:p>
+    <w:p>
+      <w:pPr>
+        <w:pStyle w:val="Heading2"/>
+      </w:pPr>
+      <w:r>
+        <w:rPr>
+          <w:color w:val="12160F"/>
+        </w:rPr>
+        <w:t>9. Sign-off</w:t>
+      </w:r>
+    </w:p>
+    <w:tbl>
+      <w:tblPr>
+        <w:tblStyle w:val="TableGrid"/>
+        <w:tblW w:type="auto" w:w="0"/>
+        <w:tblLook w:firstColumn="1" w:firstRow="1" w:lastColumn="0" w:lastRow="0" w:noHBand="0" w:noVBand="1" w:val="04A0"/>
+      </w:tblPr>
+      <w:tblGrid>
+        <w:gridCol w:w="3216"/>
+        <w:gridCol w:w="3216"/>
+        <w:gridCol w:w="3216"/>
+      </w:tblGrid>
+      <w:tr>
+        <w:tc>
+          <w:tcPr>
+            <w:tcW w:type="dxa" w:w="3216"/>
+          </w:tcPr>
+          <w:p>
+            <w:r>
+              <w:rPr>
+                <w:rFonts w:ascii="Calibri" w:hAnsi="Calibri" w:eastAsia="Calibri"/>
+                <w:b/>
+                <w:sz w:val="18"/>
+              </w:rPr>
+              <w:t>Role</w:t>
+            </w:r>
+          </w:p>
+        </w:tc>
+        <w:tc>
+          <w:tcPr>
+            <w:tcW w:type="dxa" w:w="3216"/>
+          </w:tcPr>
+          <w:p>
+            <w:r>
+              <w:rPr>
+                <w:rFonts w:ascii="Calibri" w:hAnsi="Calibri" w:eastAsia="Calibri"/>
+                <w:b/>
+                <w:sz w:val="18"/>
+              </w:rPr>
+              <w:t>Name</w:t>
+            </w:r>
+          </w:p>
+        </w:tc>
+        <w:tc>
+          <w:tcPr>
+            <w:tcW w:type="dxa" w:w="3216"/>
+          </w:tcPr>
+          <w:p>
+            <w:r>
+              <w:rPr>
+                <w:rFonts w:ascii="Calibri" w:hAnsi="Calibri" w:eastAsia="Calibri"/>
+                <w:b/>
+                <w:sz w:val="18"/>
+              </w:rPr>
+              <w:t>Date</w:t>
+            </w:r>
+          </w:p>
+        </w:tc>
+      </w:tr>
+      <w:tr>
+        <w:tc>
+          <w:tcPr>
+            <w:tcW w:type="dxa" w:w="3216"/>
+          </w:tcPr>
+          <w:p>
+            <w:r>
+              <w:rPr>
+                <w:rFonts w:ascii="Calibri" w:hAnsi="Calibri" w:eastAsia="Calibri"/>
+                <w:b w:val="0"/>
+                <w:color w:val="12160F"/>
+                <w:sz w:val="18"/>
+              </w:rPr>
+              <w:t>Plan owner</w:t>
+            </w:r>
+          </w:p>
+        </w:tc>
+        <w:tc>
+          <w:tcPr>
+            <w:tcW w:type="dxa" w:w="3216"/>
+          </w:tcPr>
+          <w:p>
+            <w:r>
+              <w:rPr>
+                <w:rFonts w:ascii="Calibri" w:hAnsi="Calibri" w:eastAsia="Calibri"/>
+                <w:b w:val="0"/>
+                <w:color w:val="12160F"/>
+                <w:sz w:val="18"/>
+              </w:rPr>
+            </w:r>
+          </w:p>
+        </w:tc>
+        <w:tc>
+          <w:tcPr>
+            <w:tcW w:type="dxa" w:w="3216"/>
+          </w:tcPr>
+          <w:p>
+            <w:r>
+              <w:rPr>
+                <w:rFonts w:ascii="Calibri" w:hAnsi="Calibri" w:eastAsia="Calibri"/>
+                <w:b w:val="0"/>
+                <w:color w:val="12160F"/>
+                <w:sz w:val="18"/>
+              </w:rPr>
+            </w:r>
+          </w:p>
+        </w:tc>
+      </w:tr>
+      <w:tr>
+        <w:tc>
+          <w:tcPr>
+            <w:tcW w:type="dxa" w:w="3216"/>
+          </w:tcPr>
+          <w:p>
+            <w:r>
+              <w:rPr>
+                <w:rFonts w:ascii="Calibri" w:hAnsi="Calibri" w:eastAsia="Calibri"/>
+                <w:b w:val="0"/>
+                <w:color w:val="12160F"/>
+                <w:sz w:val="18"/>
+              </w:rPr>
+              <w:t>Process Owner</w:t>
+            </w:r>
+          </w:p>
+        </w:tc>
+        <w:tc>
+          <w:tcPr>
+            <w:tcW w:type="dxa" w:w="3216"/>
+          </w:tcPr>
+          <w:p>
+            <w:r>
+              <w:rPr>
+                <w:rFonts w:ascii="Calibri" w:hAnsi="Calibri" w:eastAsia="Calibri"/>
+                <w:b w:val="0"/>
+                <w:color w:val="12160F"/>
+                <w:sz w:val="18"/>
+              </w:rPr>
+            </w:r>
+          </w:p>
+        </w:tc>
+        <w:tc>
+          <w:tcPr>
+            <w:tcW w:type="dxa" w:w="3216"/>
+          </w:tcPr>
+          <w:p>
+            <w:r>
+              <w:rPr>
+                <w:rFonts w:ascii="Calibri" w:hAnsi="Calibri" w:eastAsia="Calibri"/>
+                <w:b w:val="0"/>
+                <w:color w:val="12160F"/>
+                <w:sz w:val="18"/>
+              </w:rPr>
+            </w:r>
+          </w:p>
+        </w:tc>
+      </w:tr>
+      <w:tr>
+        <w:tc>
+          <w:tcPr>
+            <w:tcW w:type="dxa" w:w="3216"/>
+          </w:tcPr>
+          <w:p>
+            <w:r>
+              <w:rPr>
+                <w:rFonts w:ascii="Calibri" w:hAnsi="Calibri" w:eastAsia="Calibri"/>
+                <w:b w:val="0"/>
+                <w:color w:val="12160F"/>
+                <w:sz w:val="18"/>
+              </w:rPr>
+              <w:t>Controls</w:t>
+            </w:r>
+          </w:p>
+        </w:tc>
+        <w:tc>
+          <w:tcPr>
+            <w:tcW w:type="dxa" w:w="3216"/>
+          </w:tcPr>
+          <w:p>
+            <w:r>
+              <w:rPr>
+                <w:rFonts w:ascii="Calibri" w:hAnsi="Calibri" w:eastAsia="Calibri"/>
+                <w:b w:val="0"/>
+                <w:color w:val="12160F"/>
+                <w:sz w:val="18"/>
+              </w:rPr>
+            </w:r>
+          </w:p>
+        </w:tc>
+        <w:tc>
+          <w:tcPr>
+            <w:tcW w:type="dxa" w:w="3216"/>
+          </w:tcPr>
+          <w:p>
+            <w:r>
+              <w:rPr>
+                <w:rFonts w:ascii="Calibri" w:hAnsi="Calibri" w:eastAsia="Calibri"/>
+                <w:b w:val="0"/>
+                <w:color w:val="12160F"/>
+                <w:sz w:val="18"/>
+              </w:rPr>
+            </w:r>
+          </w:p>
+        </w:tc>
+      </w:tr>
+      <w:tr>
+        <w:tc>
+          <w:tcPr>
+            <w:tcW w:type="dxa" w:w="3216"/>
+          </w:tcPr>
+          <w:p>
+            <w:r>
+              <w:rPr>
+                <w:rFonts w:ascii="Calibri" w:hAnsi="Calibri" w:eastAsia="Calibri"/>
+                <w:b w:val="0"/>
+                <w:color w:val="12160F"/>
+                <w:sz w:val="18"/>
+              </w:rPr>
+              <w:t>Chair</w:t>
+            </w:r>
+          </w:p>
+        </w:tc>
+        <w:tc>
+          <w:tcPr>
+            <w:tcW w:type="dxa" w:w="3216"/>
+          </w:tcPr>
+          <w:p>
+            <w:r>
+              <w:rPr>
+                <w:rFonts w:ascii="Calibri" w:hAnsi="Calibri" w:eastAsia="Calibri"/>
+                <w:b w:val="0"/>
+                <w:color w:val="12160F"/>
+                <w:sz w:val="18"/>
+              </w:rPr>
+            </w:r>
+          </w:p>
+        </w:tc>
+        <w:tc>
+          <w:tcPr>
+            <w:tcW w:type="dxa" w:w="3216"/>
+          </w:tcPr>
+          <w:p>
+            <w:r>
+              <w:rPr>
+                <w:rFonts w:ascii="Calibri" w:hAnsi="Calibri" w:eastAsia="Calibri"/>
+                <w:b w:val="0"/>
+                <w:color w:val="12160F"/>
+                <w:sz w:val="18"/>
+              </w:rPr>
+            </w:r>
+          </w:p>
+        </w:tc>
+      </w:tr>
+    </w:tbl>
+    <w:p>
+      <w:pPr>
+        <w:pStyle w:val="Heading2"/>
+      </w:pPr>
+      <w:r>
+        <w:rPr>
+          <w:color w:val="12160F"/>
+        </w:rPr>
+        <w:t>Document control</w:t>
+      </w:r>
+    </w:p>
+    <w:tbl>
+      <w:tblPr>
+        <w:tblStyle w:val="TableGrid"/>
+        <w:tblW w:type="auto" w:w="0"/>
+        <w:tblLook w:firstColumn="1" w:firstRow="1" w:lastColumn="0" w:lastRow="0" w:noHBand="0" w:noVBand="1" w:val="04A0"/>
+      </w:tblPr>
+      <w:tblGrid>
+        <w:gridCol w:w="4824"/>
+        <w:gridCol w:w="4824"/>
+      </w:tblGrid>
+      <w:tr>
+        <w:tc>
+          <w:tcPr>
+            <w:tcW w:type="dxa" w:w="4824"/>
+          </w:tcPr>
+          <w:p>
+            <w:r>
+              <w:rPr>
+                <w:rFonts w:ascii="Calibri" w:hAnsi="Calibri" w:eastAsia="Calibri"/>
+                <w:b/>
+                <w:sz w:val="18"/>
+              </w:rPr>
+              <w:t>Field</w:t>
+            </w:r>
+          </w:p>
+        </w:tc>
+        <w:tc>
+          <w:tcPr>
+            <w:tcW w:type="dxa" w:w="4824"/>
+          </w:tcPr>
+          <w:p>
+            <w:r>
+              <w:rPr>
+                <w:rFonts w:ascii="Calibri" w:hAnsi="Calibri" w:eastAsia="Calibri"/>
+                <w:b/>
+                <w:sz w:val="18"/>
+              </w:rPr>
+              <w:t>Value</w:t>
+            </w:r>
+          </w:p>
+        </w:tc>
+      </w:tr>
+      <w:tr>
+        <w:tc>
+          <w:tcPr>
+            <w:tcW w:type="dxa" w:w="4824"/>
+          </w:tcPr>
+          <w:p>
+            <w:r>
+              <w:rPr>
+                <w:rFonts w:ascii="Calibri" w:hAnsi="Calibri" w:eastAsia="Calibri"/>
+                <w:b w:val="0"/>
+                <w:color w:val="12160F"/>
+                <w:sz w:val="18"/>
+              </w:rPr>
+              <w:t>Toolkit</w:t>
+            </w:r>
+          </w:p>
+        </w:tc>
+        <w:tc>
+          <w:tcPr>
+            <w:tcW w:type="dxa" w:w="4824"/>
+          </w:tcPr>
+          <w:p>
+            <w:r>
+              <w:rPr>
+                <w:rFonts w:ascii="Calibri" w:hAnsi="Calibri" w:eastAsia="Calibri"/>
+                <w:b w:val="0"/>
+                <w:color w:val="12160F"/>
+                <w:sz w:val="18"/>
+              </w:rPr>
+              <w:t>Evidence Room — AP Agent OS</w:t>
+            </w:r>
+          </w:p>
+        </w:tc>
+      </w:tr>
+      <w:tr>
+        <w:tc>
+          <w:tcPr>
+            <w:tcW w:type="dxa" w:w="4824"/>
+          </w:tcPr>
+          <w:p>
+            <w:r>
+              <w:rPr>
+                <w:rFonts w:ascii="Calibri" w:hAnsi="Calibri" w:eastAsia="Calibri"/>
+                <w:b w:val="0"/>
+                <w:color w:val="12160F"/>
+                <w:sz w:val="18"/>
+              </w:rPr>
+              <w:t>Object</w:t>
+            </w:r>
+          </w:p>
+        </w:tc>
+        <w:tc>
+          <w:tcPr>
+            <w:tcW w:type="dxa" w:w="4824"/>
+          </w:tcPr>
+          <w:p>
+            <w:r>
+              <w:rPr>
+                <w:rFonts w:ascii="Calibri" w:hAnsi="Calibri" w:eastAsia="Calibri"/>
+                <w:b w:val="0"/>
+                <w:color w:val="12160F"/>
+                <w:sz w:val="18"/>
+              </w:rPr>
+              <w:t>Implementation plan template</w:t>
+            </w:r>
+          </w:p>
+        </w:tc>
+      </w:tr>
+      <w:tr>
+        <w:tc>
+          <w:tcPr>
+            <w:tcW w:type="dxa" w:w="4824"/>
+          </w:tcPr>
+          <w:p>
+            <w:r>
+              <w:rPr>
+                <w:rFonts w:ascii="Calibri" w:hAnsi="Calibri" w:eastAsia="Calibri"/>
+                <w:b w:val="0"/>
+                <w:color w:val="12160F"/>
+                <w:sz w:val="18"/>
+              </w:rPr>
+              <w:t>Status</w:t>
+            </w:r>
+          </w:p>
+        </w:tc>
+        <w:tc>
+          <w:tcPr>
+            <w:tcW w:type="dxa" w:w="4824"/>
+          </w:tcPr>
+          <w:p>
+            <w:r>
+              <w:rPr>
+                <w:rFonts w:ascii="Calibri" w:hAnsi="Calibri" w:eastAsia="Calibri"/>
+                <w:b w:val="0"/>
+                <w:color w:val="12160F"/>
+                <w:sz w:val="18"/>
+              </w:rPr>
+              <w:t>Edition 1.0.0</w:t>
+            </w:r>
+          </w:p>
+        </w:tc>
+      </w:tr>
+    </w:tbl>
+    <w:p>
+      <w:r>
+        <w:rPr>
+          <w:rFonts w:ascii="Calibri" w:hAnsi="Calibri" w:eastAsia="Calibri"/>
+          <w:b/>
+          <w:color w:val="12160F"/>
+          <w:sz w:val="20"/>
+        </w:rPr>
+        <w:t>Hard hold: agents do not approve, release, or transmit payment. Vendor-bank change and close attestation stay human.</w:t>
       </w:r>
     </w:p>
     <w:sectPr>
+      <w:headerReference w:type="default" r:id="rId9"/>
+      <w:footerReference w:type="default" r:id="rId10"/>
       <w:pgSz w:w="12240" w:h="15840"/>
-      <w:pgMar w:top="1296" w:right="1800" w:bottom="1296" w:left="1800" w:header="720" w:footer="720" w:gutter="0"/>
+      <w:pgMar w:top="1224" w:right="1296" w:bottom="1224" w:left="1296" w:header="720" w:footer="720" w:gutter="0"/>
       <w:cols w:space="720"/>
       <w:docGrid w:linePitch="360"/>
     </w:sectPr>
   </w:body>
 </w:document>
+</file>
+
+<file path=word/footer1.xml><?xml version="1.0" encoding="utf-8"?>
+<w:ftr xmlns:m="http://schemas.openxmlformats.org/officeDocument/2006/math" xmlns:mc="http://schemas.openxmlformats.org/markup-compatibility/2006" xmlns:mo="http://schemas.microsoft.com/office/mac/office/2008/main" xmlns:mv="urn:schemas-microsoft-com:mac:vml" xmlns:o="urn:schemas-microsoft-com:office:office" xmlns:r="http://schemas.openxmlformats.org/officeDocument/2006/relationships" xmlns:v="urn:schemas-microsoft-com:vml" xmlns:w10="urn:schemas-microsoft-com:office:word" xmlns:w14="http://schemas.microsoft.com/office/word/2010/wordml" xmlns:w="http://schemas.openxmlformats.org/wordprocessingml/2006/main" xmlns:wne="http://schemas.microsoft.com/office/word/2006/wordml" xmlns:wp14="http://schemas.microsoft.com/office/word/2010/wordprocessingDrawing" xmlns:wp="http://schemas.openxmlformats.org/drawingml/2006/wordprocessingDrawing" xmlns:wpc="http://schemas.microsoft.com/office/word/2010/wordprocessingCanvas" xmlns:wpg="http://schemas.microsoft.com/office/word/2010/wordprocessingGroup" xmlns:wpi="http://schemas.microsoft.com/office/word/2010/wordprocessingInk" xmlns:wps="http://schemas.microsoft.com/office/word/2010/wordprocessingShape" mc:Ignorable="w14 wp14">
+  <w:p>
+    <w:pPr>
+      <w:pStyle w:val="Footer"/>
+    </w:pPr>
+    <w:r>
+      <w:rPr>
+        <w:rFonts w:ascii="Calibri" w:hAnsi="Calibri" w:eastAsia="Calibri"/>
+        <w:b w:val="0"/>
+        <w:color w:val="5A6154"/>
+        <w:sz w:val="16"/>
+      </w:rPr>
+      <w:t>Working draft. Not legal advice. Payment authorisation stays human.</w:t>
+    </w:r>
+  </w:p>
+</w:ftr>
+</file>
+
+<file path=word/header1.xml><?xml version="1.0" encoding="utf-8"?>
+<w:hdr xmlns:m="http://schemas.openxmlformats.org/officeDocument/2006/math" xmlns:mc="http://schemas.openxmlformats.org/markup-compatibility/2006" xmlns:mo="http://schemas.microsoft.com/office/mac/office/2008/main" xmlns:mv="urn:schemas-microsoft-com:mac:vml" xmlns:o="urn:schemas-microsoft-com:office:office" xmlns:r="http://schemas.openxmlformats.org/officeDocument/2006/relationships" xmlns:v="urn:schemas-microsoft-com:vml" xmlns:w10="urn:schemas-microsoft-com:office:word" xmlns:w14="http://schemas.microsoft.com/office/word/2010/wordml" xmlns:w="http://schemas.openxmlformats.org/wordprocessingml/2006/main" xmlns:wne="http://schemas.microsoft.com/office/word/2006/wordml" xmlns:wp14="http://schemas.microsoft.com/office/word/2010/wordprocessingDrawing" xmlns:wp="http://schemas.openxmlformats.org/drawingml/2006/wordprocessingDrawing" xmlns:wpc="http://schemas.microsoft.com/office/word/2010/wordprocessingCanvas" xmlns:wpg="http://schemas.microsoft.com/office/word/2010/wordprocessingGroup" xmlns:wpi="http://schemas.microsoft.com/office/word/2010/wordprocessingInk" xmlns:wps="http://schemas.microsoft.com/office/word/2010/wordprocessingShape" mc:Ignorable="w14 wp14">
+  <w:p>
+    <w:pPr>
+      <w:pStyle w:val="Header"/>
+    </w:pPr>
+    <w:r>
+      <w:rPr>
+        <w:rFonts w:ascii="Calibri" w:hAnsi="Calibri" w:eastAsia="Calibri"/>
+        <w:b w:val="0"/>
+        <w:color w:val="B0893E"/>
+        <w:sz w:val="16"/>
+      </w:rPr>
+      <w:t>EVIDENCE ROOM — AP AGENT OS  ·  Proof before permission.</w:t>
+    </w:r>
+  </w:p>
+</w:hdr>
 </file>
 
 <file path=word/numbering.xml><?xml version="1.0" encoding="utf-8"?>
@@ -395,9 +2895,6 @@
     <w:name w:val="Normal"/>
     <w:qFormat/>
     <w:rsid w:val="00FC693F"/>
-    <w:rPr>
-      <w:rFonts w:ascii="Calibri" w:hAnsi="Calibri"/>
-    </w:rPr>
   </w:style>
   <w:style w:type="paragraph" w:styleId="Header">
     <w:name w:val="header"/>
